--- a/Meu portfóli anna.docx
+++ b/Meu portfóli anna.docx
@@ -4,189 +4,117 @@
   <w:body>
     <w:p>
       <w:pPr>
+        <w:spacing w:after="240"/>
+        <w:jc w:val="center"/>
+      </w:pPr>
+      <w:bookmarkStart w:id="0" w:name="_GoBack"/>
+      <w:r>
         <w:rPr>
-          <w:b/>
-          <w:sz w:val="36"/>
-          <w:szCs w:val="36"/>
+          <w:noProof/>
+          <w:lang w:eastAsia="pt-BR"/>
         </w:rPr>
+        <w:drawing>
+          <wp:inline distT="0" distB="0" distL="0" distR="0">
+            <wp:extent cx="1600200" cy="2133663"/>
+            <wp:effectExtent l="0" t="0" r="0" b="0"/>
+            <wp:docPr id="1" name="Imagem 1"/>
+            <wp:cNvGraphicFramePr>
+              <a:graphicFrameLocks xmlns:a="http://schemas.openxmlformats.org/drawingml/2006/main" noChangeAspect="1"/>
+            </wp:cNvGraphicFramePr>
+            <a:graphic xmlns:a="http://schemas.openxmlformats.org/drawingml/2006/main">
+              <a:graphicData uri="http://schemas.openxmlformats.org/drawingml/2006/picture">
+                <pic:pic xmlns:pic="http://schemas.openxmlformats.org/drawingml/2006/picture">
+                  <pic:nvPicPr>
+                    <pic:cNvPr id="1" name=""/>
+                    <pic:cNvPicPr/>
+                  </pic:nvPicPr>
+                  <pic:blipFill>
+                    <a:blip r:embed="rId4" cstate="print">
+                      <a:extLst>
+                        <a:ext uri="{28A0092B-C50C-407E-A947-70E740481C1C}">
+                          <a14:useLocalDpi xmlns:a14="http://schemas.microsoft.com/office/drawing/2010/main" val="0"/>
+                        </a:ext>
+                      </a:extLst>
+                    </a:blip>
+                    <a:stretch>
+                      <a:fillRect/>
+                    </a:stretch>
+                  </pic:blipFill>
+                  <pic:spPr>
+                    <a:xfrm>
+                      <a:off x="0" y="0"/>
+                      <a:ext cx="1600200" cy="2133663"/>
+                    </a:xfrm>
+                    <a:prstGeom prst="rect">
+                      <a:avLst/>
+                    </a:prstGeom>
+                  </pic:spPr>
+                </pic:pic>
+              </a:graphicData>
+            </a:graphic>
+          </wp:inline>
+        </w:drawing>
+      </w:r>
+    </w:p>
+    <w:p>
+      <w:pPr>
+        <w:spacing w:after="240"/>
       </w:pPr>
       <w:r>
-        <w:rPr>
-          <w:b/>
-          <w:sz w:val="36"/>
-          <w:szCs w:val="36"/>
-        </w:rPr>
         <w:t>Meu portfólio</w:t>
       </w:r>
     </w:p>
-    <w:p>
-      <w:pPr>
-        <w:rPr>
-          <w:b/>
-          <w:sz w:val="44"/>
-          <w:szCs w:val="44"/>
-        </w:rPr>
-      </w:pPr>
-    </w:p>
-    <w:p>
-      <w:pPr>
-        <w:rPr>
-          <w:sz w:val="36"/>
-          <w:szCs w:val="36"/>
-        </w:rPr>
-      </w:pPr>
-      <w:r>
-        <w:rPr>
-          <w:b/>
-          <w:sz w:val="36"/>
-          <w:szCs w:val="36"/>
-        </w:rPr>
-        <w:t>Sobre mim</w:t>
-      </w:r>
-      <w:r>
-        <w:rPr>
-          <w:sz w:val="36"/>
-          <w:szCs w:val="36"/>
-        </w:rPr>
-        <w:t xml:space="preserve"> </w:t>
-      </w:r>
-    </w:p>
-    <w:p>
-      <w:pPr>
-        <w:rPr>
-          <w:sz w:val="32"/>
-          <w:szCs w:val="32"/>
-        </w:rPr>
-      </w:pPr>
-      <w:r>
-        <w:rPr>
-          <w:sz w:val="32"/>
-          <w:szCs w:val="32"/>
-        </w:rPr>
+    <w:p/>
+    <w:p>
+      <w:r>
+        <w:t xml:space="preserve">Sobre mim </w:t>
+      </w:r>
+    </w:p>
+    <w:p>
+      <w:r>
         <w:t xml:space="preserve">Meu nome é </w:t>
       </w:r>
       <w:proofErr w:type="spellStart"/>
       <w:r>
-        <w:rPr>
-          <w:sz w:val="32"/>
-          <w:szCs w:val="32"/>
-        </w:rPr>
         <w:t>Annaclara</w:t>
       </w:r>
       <w:proofErr w:type="spellEnd"/>
       <w:r>
-        <w:rPr>
-          <w:sz w:val="32"/>
-          <w:szCs w:val="32"/>
-        </w:rPr>
         <w:t xml:space="preserve"> Souza Cunha tenho 15 anos e atualmente sou estudante do 9º ano adoro viagens com minha família, sou uma pessoa muito observadora e sincera, mas estou em fase de aprendizado e descobertas, sou uma pessoa que busca crescer, adquirir conhecimentos e novas habilidades</w:t>
       </w:r>
     </w:p>
     <w:p/>
     <w:p>
-      <w:pPr>
-        <w:rPr>
-          <w:b/>
-          <w:sz w:val="36"/>
-          <w:szCs w:val="36"/>
-        </w:rPr>
-      </w:pPr>
-      <w:r>
-        <w:rPr>
-          <w:b/>
-          <w:sz w:val="36"/>
-          <w:szCs w:val="36"/>
-        </w:rPr>
+      <w:r>
         <w:t>Cursos</w:t>
       </w:r>
     </w:p>
     <w:p>
-      <w:pPr>
-        <w:rPr>
-          <w:b/>
-          <w:sz w:val="36"/>
-          <w:szCs w:val="36"/>
-        </w:rPr>
-      </w:pPr>
-      <w:r>
-        <w:rPr>
-          <w:b/>
-          <w:sz w:val="36"/>
-          <w:szCs w:val="36"/>
-        </w:rPr>
+      <w:r>
         <w:t>Operador de microcomputador 160h</w:t>
       </w:r>
     </w:p>
     <w:p>
-      <w:pPr>
-        <w:rPr>
-          <w:b/>
-          <w:sz w:val="36"/>
-          <w:szCs w:val="36"/>
-        </w:rPr>
-      </w:pPr>
-      <w:r>
-        <w:rPr>
-          <w:b/>
-          <w:sz w:val="36"/>
-          <w:szCs w:val="36"/>
-        </w:rPr>
+      <w:r>
         <w:t>Power BI 32h</w:t>
       </w:r>
     </w:p>
     <w:p>
-      <w:pPr>
-        <w:rPr>
-          <w:b/>
-          <w:sz w:val="36"/>
-          <w:szCs w:val="36"/>
-        </w:rPr>
-      </w:pPr>
-      <w:r>
-        <w:rPr>
-          <w:b/>
-          <w:sz w:val="36"/>
-          <w:szCs w:val="36"/>
-        </w:rPr>
+      <w:r>
         <w:t>Implantação de redes locais</w:t>
       </w:r>
     </w:p>
     <w:p>
-      <w:pPr>
-        <w:rPr>
-          <w:b/>
-          <w:sz w:val="36"/>
-          <w:szCs w:val="36"/>
-        </w:rPr>
-      </w:pPr>
-      <w:r>
-        <w:rPr>
-          <w:b/>
-          <w:sz w:val="36"/>
-          <w:szCs w:val="36"/>
-        </w:rPr>
+      <w:r>
         <w:t xml:space="preserve">Excel com IA generativa </w:t>
       </w:r>
     </w:p>
     <w:p>
-      <w:pPr>
-        <w:rPr>
-          <w:b/>
-          <w:sz w:val="36"/>
-          <w:szCs w:val="36"/>
-        </w:rPr>
-      </w:pPr>
-      <w:r>
-        <w:rPr>
-          <w:b/>
-          <w:sz w:val="36"/>
-          <w:szCs w:val="36"/>
-        </w:rPr>
+      <w:r>
         <w:t>Programação com IA generativa</w:t>
       </w:r>
-      <w:bookmarkStart w:id="0" w:name="_GoBack"/>
-      <w:bookmarkEnd w:id="0"/>
-    </w:p>
+    </w:p>
+    <w:bookmarkEnd w:id="0"/>
     <w:p>
       <w:pPr>
         <w:rPr>
@@ -602,7 +530,6 @@
   <w:style w:type="character" w:default="1" w:styleId="Fontepargpadro">
     <w:name w:val="Default Paragraph Font"/>
     <w:uiPriority w:val="1"/>
-    <w:semiHidden/>
     <w:unhideWhenUsed/>
   </w:style>
   <w:style w:type="table" w:default="1" w:styleId="Tabelanormal">
